--- a/Documentation/AddressablePatching.docx
+++ b/Documentation/AddressablePatching.docx
@@ -14,10 +14,52 @@
     </w:p>
     <w:p>
       <w:r>
-        <w:t>New game content patching is done through addressables.</w:t>
-      </w:r>
-      <w:r>
-        <w:t xml:space="preserve">  You can access the Addressables Groups by going to Window&gt;Asset Management&gt;Addressables&gt;Groups.</w:t>
+        <w:t xml:space="preserve">New game content patching is done through </w:t>
+      </w:r>
+      <w:proofErr w:type="spellStart"/>
+      <w:r>
+        <w:t>addressables</w:t>
+      </w:r>
+      <w:proofErr w:type="spellEnd"/>
+      <w:r>
+        <w:t>.</w:t>
+      </w:r>
+      <w:r>
+        <w:t xml:space="preserve">  You can access the </w:t>
+      </w:r>
+      <w:proofErr w:type="spellStart"/>
+      <w:r>
+        <w:t>Addressables</w:t>
+      </w:r>
+      <w:proofErr w:type="spellEnd"/>
+      <w:r>
+        <w:t xml:space="preserve"> Groups by going to </w:t>
+      </w:r>
+      <w:r>
+        <w:rPr>
+          <w:b/>
+          <w:bCs/>
+        </w:rPr>
+        <w:t>Window&gt;Asset Management&gt;</w:t>
+      </w:r>
+      <w:proofErr w:type="spellStart"/>
+      <w:r>
+        <w:rPr>
+          <w:b/>
+          <w:bCs/>
+        </w:rPr>
+        <w:t>Addressables</w:t>
+      </w:r>
+      <w:proofErr w:type="spellEnd"/>
+      <w:r>
+        <w:rPr>
+          <w:b/>
+          <w:bCs/>
+        </w:rPr>
+        <w:t>&gt;Groups</w:t>
+      </w:r>
+      <w:r>
+        <w:t>.</w:t>
       </w:r>
     </w:p>
     <w:p>
@@ -25,6 +67,9 @@
         <w:keepNext/>
       </w:pPr>
       <w:r>
+        <w:rPr>
+          <w:noProof/>
+        </w:rPr>
         <w:drawing>
           <wp:inline distT="0" distB="0" distL="0" distR="0" wp14:anchorId="3139ED44" wp14:editId="52DE3C43">
             <wp:extent cx="5943600" cy="1163320"/>
@@ -85,23 +130,36 @@
       <w:r>
         <w:t xml:space="preserve">Inside these groups, they are given labels.  These labels help </w:t>
       </w:r>
+      <w:proofErr w:type="spellStart"/>
+      <w:proofErr w:type="gramStart"/>
       <w:r>
         <w:rPr>
           <w:b/>
           <w:bCs/>
         </w:rPr>
-        <w:t xml:space="preserve">UpdateProcedure.cs </w:t>
-      </w:r>
-      <w:r>
-        <w:t xml:space="preserve">which is attached to the </w:t>
-      </w:r>
+        <w:t>UpdateProcedure.cs</w:t>
+      </w:r>
+      <w:proofErr w:type="spellEnd"/>
+      <w:proofErr w:type="gramEnd"/>
       <w:r>
         <w:rPr>
           <w:b/>
           <w:bCs/>
         </w:rPr>
+        <w:t xml:space="preserve"> </w:t>
+      </w:r>
+      <w:r>
+        <w:t xml:space="preserve">which is attached to the </w:t>
+      </w:r>
+      <w:proofErr w:type="gramStart"/>
+      <w:r>
+        <w:rPr>
+          <w:b/>
+          <w:bCs/>
+        </w:rPr>
         <w:t>Manager</w:t>
       </w:r>
+      <w:proofErr w:type="gramEnd"/>
       <w:r>
         <w:t xml:space="preserve"> to be able to identify and download packages by name.</w:t>
       </w:r>
@@ -116,22 +174,33 @@
     </w:p>
     <w:p>
       <w:r>
-        <w:t xml:space="preserve">This should work for Android too.  Note that if you try to download the server assets for the Android build </w:t>
+        <w:t xml:space="preserve">This should work for Android too.  </w:t>
+      </w:r>
+      <w:r>
+        <w:rPr>
+          <w:color w:val="215E99" w:themeColor="text2" w:themeTint="BF"/>
+        </w:rPr>
+        <w:t xml:space="preserve">Note that if you try to download the server assets for the Android build </w:t>
       </w:r>
       <w:r>
         <w:rPr>
           <w:b/>
           <w:bCs/>
+          <w:color w:val="215E99" w:themeColor="text2" w:themeTint="BF"/>
         </w:rPr>
         <w:t>in editor</w:t>
       </w:r>
       <w:r>
+        <w:rPr>
+          <w:color w:val="215E99" w:themeColor="text2" w:themeTint="BF"/>
+        </w:rPr>
         <w:t xml:space="preserve">, it will </w:t>
       </w:r>
       <w:r>
         <w:rPr>
           <w:b/>
           <w:bCs/>
+          <w:color w:val="215E99" w:themeColor="text2" w:themeTint="BF"/>
         </w:rPr>
         <w:t>always strip out the shader and leave assets purple</w:t>
       </w:r>
@@ -144,6 +213,9 @@
         <w:keepNext/>
       </w:pPr>
       <w:r>
+        <w:rPr>
+          <w:noProof/>
+        </w:rPr>
         <w:drawing>
           <wp:inline distT="0" distB="0" distL="0" distR="0" wp14:anchorId="3AA4D5E4" wp14:editId="1C7C7A9F">
             <wp:extent cx="2505075" cy="836665"/>
@@ -197,7 +269,15 @@
         </w:r>
       </w:fldSimple>
       <w:r>
-        <w:t xml:space="preserve"> Disabling Addressables in editor</w:t>
+        <w:t xml:space="preserve"> Disabling </w:t>
+      </w:r>
+      <w:proofErr w:type="spellStart"/>
+      <w:r>
+        <w:t>Addressables</w:t>
+      </w:r>
+      <w:proofErr w:type="spellEnd"/>
+      <w:r>
+        <w:t xml:space="preserve"> in editor</w:t>
       </w:r>
     </w:p>
     <w:p>
@@ -205,6 +285,9 @@
         <w:keepNext/>
       </w:pPr>
       <w:r>
+        <w:rPr>
+          <w:noProof/>
+        </w:rPr>
         <w:drawing>
           <wp:inline distT="0" distB="0" distL="0" distR="0" wp14:anchorId="5AB22E69" wp14:editId="26C789D9">
             <wp:extent cx="2514600" cy="800982"/>
@@ -258,7 +341,15 @@
         </w:r>
       </w:fldSimple>
       <w:r>
-        <w:t xml:space="preserve"> Enabling Addressables in editor</w:t>
+        <w:t xml:space="preserve"> Enabling </w:t>
+      </w:r>
+      <w:proofErr w:type="spellStart"/>
+      <w:r>
+        <w:t>Addressables</w:t>
+      </w:r>
+      <w:proofErr w:type="spellEnd"/>
+      <w:r>
+        <w:t xml:space="preserve"> in editor</w:t>
       </w:r>
     </w:p>
     <w:p>
@@ -273,14 +364,14 @@
         <w:t>make a Build</w:t>
       </w:r>
       <w:r>
-        <w:t xml:space="preserve">, </w:t>
-      </w:r>
-      <w:r>
         <w:rPr>
           <w:b/>
           <w:bCs/>
         </w:rPr>
-        <w:t>commit and push this Build to the GitHub Pages Repository</w:t>
+        <w:t xml:space="preserve"> </w:t>
+      </w:r>
+      <w:r>
+        <w:t>(Click on Build-&gt;New Build-&gt;Default Build Script)</w:t>
       </w:r>
       <w:r>
         <w:t xml:space="preserve">, </w:t>
@@ -290,6 +381,62 @@
           <w:b/>
           <w:bCs/>
         </w:rPr>
+        <w:t xml:space="preserve">commit and push this Build to </w:t>
+      </w:r>
+      <w:r>
+        <w:rPr>
+          <w:b/>
+          <w:bCs/>
+        </w:rPr>
+        <w:lastRenderedPageBreak/>
+        <w:t>the GitHub Pages Repository</w:t>
+      </w:r>
+      <w:r>
+        <w:rPr>
+          <w:b/>
+          <w:bCs/>
+        </w:rPr>
+        <w:t xml:space="preserve"> </w:t>
+      </w:r>
+      <w:r>
+        <w:t xml:space="preserve">(it will be in </w:t>
+      </w:r>
+      <w:proofErr w:type="spellStart"/>
+      <w:r>
+        <w:rPr>
+          <w:b/>
+          <w:bCs/>
+        </w:rPr>
+        <w:t>SpookyRunner</w:t>
+      </w:r>
+      <w:proofErr w:type="spellEnd"/>
+      <w:r>
+        <w:rPr>
+          <w:b/>
+          <w:bCs/>
+        </w:rPr>
+        <w:t>/</w:t>
+      </w:r>
+      <w:proofErr w:type="spellStart"/>
+      <w:r>
+        <w:rPr>
+          <w:b/>
+          <w:bCs/>
+        </w:rPr>
+        <w:t>ServerData</w:t>
+      </w:r>
+      <w:proofErr w:type="spellEnd"/>
+      <w:r>
+        <w:t xml:space="preserve"> under the platform you built for)</w:t>
+      </w:r>
+      <w:r>
+        <w:t xml:space="preserve">, </w:t>
+      </w:r>
+      <w:r>
+        <w:rPr>
+          <w:b/>
+          <w:bCs/>
+        </w:rPr>
         <w:t>and update the old files with a version number</w:t>
       </w:r>
       <w:r>
@@ -298,19 +445,60 @@
     </w:p>
     <w:p>
       <w:r>
-        <w:lastRenderedPageBreak/>
-        <w:t>To access the GitHub Pages Repository for pushing, reach out to Ryder Claus (@minersheep on Discord)</w:t>
+        <w:t xml:space="preserve">To access the GitHub Pages Repository for pushing, reach out to Ryder </w:t>
+      </w:r>
+      <w:proofErr w:type="gramStart"/>
+      <w:r>
+        <w:t>Claus (@</w:t>
+      </w:r>
+      <w:proofErr w:type="gramEnd"/>
+      <w:r>
+        <w:t>minersheep on Discord)</w:t>
       </w:r>
     </w:p>
     <w:p>
       <w:r>
         <w:t xml:space="preserve">Put the build within the </w:t>
       </w:r>
-      <w:r>
-        <w:t>CurrentBuild/</w:t>
-      </w:r>
-      <w:r>
-        <w:t>ServerData folder.  The root folder will be renamed from ”v1.0.1” to “CurrentBuild”.  In the future, when uploading a new build, you will rename this “CurrentBuild” folder to an old version number and replace it with the new build.</w:t>
+      <w:proofErr w:type="spellStart"/>
+      <w:r>
+        <w:t>CurrentBuild</w:t>
+      </w:r>
+      <w:proofErr w:type="spellEnd"/>
+      <w:r>
+        <w:t>/</w:t>
+      </w:r>
+      <w:proofErr w:type="spellStart"/>
+      <w:r>
+        <w:t>ServerData</w:t>
+      </w:r>
+      <w:proofErr w:type="spellEnd"/>
+      <w:r>
+        <w:t xml:space="preserve"> folder.  The root folder will be renamed </w:t>
+      </w:r>
+      <w:proofErr w:type="gramStart"/>
+      <w:r>
+        <w:t>from ”v</w:t>
+      </w:r>
+      <w:proofErr w:type="gramEnd"/>
+      <w:r>
+        <w:t>1.0.1” to “</w:t>
+      </w:r>
+      <w:proofErr w:type="spellStart"/>
+      <w:r>
+        <w:t>CurrentBuild</w:t>
+      </w:r>
+      <w:proofErr w:type="spellEnd"/>
+      <w:r>
+        <w:t>”.  In the future, when uploading a new build, you will rename this “</w:t>
+      </w:r>
+      <w:proofErr w:type="spellStart"/>
+      <w:r>
+        <w:t>CurrentBuild</w:t>
+      </w:r>
+      <w:proofErr w:type="spellEnd"/>
+      <w:r>
+        <w:t>” folder to an old version number and replace it with the new build.</w:t>
       </w:r>
       <w:r>
         <w:t xml:space="preserve">  Please </w:t>
@@ -331,6 +519,9 @@
         <w:keepNext/>
       </w:pPr>
       <w:r>
+        <w:rPr>
+          <w:noProof/>
+        </w:rPr>
         <w:drawing>
           <wp:inline distT="0" distB="0" distL="0" distR="0" wp14:anchorId="093E31DB" wp14:editId="0391C2AF">
             <wp:extent cx="5943600" cy="1683385"/>
